--- a/docs/DRIVER-APP-REQUIREMENTS.docx
+++ b/docs/DRIVER-APP-REQUIREMENTS.docx
@@ -365,10 +365,10 @@
     <w:p>
       <w:pPr>
         <w:pStyle w:val="ListParagraph"/>
-        <w:ind w:left="360" w:hanging="360"/>
-        <w:tabs>
-          <w:tab w:val="left" w:pos="360"/>
-        </w:tabs>
+        <w:tabs>
+          <w:tab w:val="left" w:pos="360"/>
+        </w:tabs>
+        <w:ind w:left="360" w:hanging="360"/>
       </w:pPr>
       <w:r>
         <w:t xml:space="preserve">•	</w:t>
@@ -421,10 +421,10 @@
     <w:p>
       <w:pPr>
         <w:pStyle w:val="ListParagraph"/>
-        <w:ind w:left="360" w:hanging="360"/>
-        <w:tabs>
-          <w:tab w:val="left" w:pos="360"/>
-        </w:tabs>
+        <w:tabs>
+          <w:tab w:val="left" w:pos="360"/>
+        </w:tabs>
+        <w:ind w:left="360" w:hanging="360"/>
       </w:pPr>
       <w:r>
         <w:t xml:space="preserve">•	</w:t>
@@ -467,10 +467,10 @@
     <w:p>
       <w:pPr>
         <w:pStyle w:val="ListParagraph"/>
-        <w:ind w:left="360" w:hanging="360"/>
-        <w:tabs>
-          <w:tab w:val="left" w:pos="360"/>
-        </w:tabs>
+        <w:tabs>
+          <w:tab w:val="left" w:pos="360"/>
+        </w:tabs>
+        <w:ind w:left="360" w:hanging="360"/>
       </w:pPr>
       <w:r>
         <w:t xml:space="preserve">•	</w:t>
@@ -493,10 +493,10 @@
     <w:p>
       <w:pPr>
         <w:pStyle w:val="ListParagraph"/>
-        <w:ind w:left="360" w:hanging="360"/>
-        <w:tabs>
-          <w:tab w:val="left" w:pos="360"/>
-        </w:tabs>
+        <w:tabs>
+          <w:tab w:val="left" w:pos="360"/>
+        </w:tabs>
+        <w:ind w:left="360" w:hanging="360"/>
       </w:pPr>
       <w:r>
         <w:t xml:space="preserve">•	</w:t>
@@ -519,10 +519,10 @@
     <w:p>
       <w:pPr>
         <w:pStyle w:val="ListParagraph"/>
-        <w:ind w:left="360" w:hanging="360"/>
-        <w:tabs>
-          <w:tab w:val="left" w:pos="360"/>
-        </w:tabs>
+        <w:tabs>
+          <w:tab w:val="left" w:pos="360"/>
+        </w:tabs>
+        <w:ind w:left="360" w:hanging="360"/>
       </w:pPr>
       <w:r>
         <w:t xml:space="preserve">•	</w:t>
@@ -545,10 +545,10 @@
     <w:p>
       <w:pPr>
         <w:pStyle w:val="ListParagraph"/>
-        <w:ind w:left="360" w:hanging="360"/>
-        <w:tabs>
-          <w:tab w:val="left" w:pos="360"/>
-        </w:tabs>
+        <w:tabs>
+          <w:tab w:val="left" w:pos="360"/>
+        </w:tabs>
+        <w:ind w:left="360" w:hanging="360"/>
       </w:pPr>
       <w:r>
         <w:t xml:space="preserve">•	</w:t>
@@ -657,10 +657,10 @@
     <w:p>
       <w:pPr>
         <w:pStyle w:val="ListParagraph"/>
-        <w:ind w:left="360" w:hanging="360"/>
-        <w:tabs>
-          <w:tab w:val="left" w:pos="360"/>
-        </w:tabs>
+        <w:tabs>
+          <w:tab w:val="left" w:pos="360"/>
+        </w:tabs>
+        <w:ind w:left="360" w:hanging="360"/>
       </w:pPr>
       <w:r>
         <w:t xml:space="preserve">•	</w:t>
@@ -672,10 +672,10 @@
     <w:p>
       <w:pPr>
         <w:pStyle w:val="ListParagraph"/>
-        <w:ind w:left="360" w:hanging="360"/>
-        <w:tabs>
-          <w:tab w:val="left" w:pos="360"/>
-        </w:tabs>
+        <w:tabs>
+          <w:tab w:val="left" w:pos="360"/>
+        </w:tabs>
+        <w:ind w:left="360" w:hanging="360"/>
       </w:pPr>
       <w:r>
         <w:t xml:space="preserve">•	</w:t>
@@ -708,10 +708,10 @@
     <w:p>
       <w:pPr>
         <w:pStyle w:val="ListParagraph"/>
-        <w:ind w:left="360" w:hanging="360"/>
-        <w:tabs>
-          <w:tab w:val="left" w:pos="360"/>
-        </w:tabs>
+        <w:tabs>
+          <w:tab w:val="left" w:pos="360"/>
+        </w:tabs>
+        <w:ind w:left="360" w:hanging="360"/>
       </w:pPr>
       <w:r>
         <w:t xml:space="preserve">•	</w:t>
@@ -734,10 +734,10 @@
     <w:p>
       <w:pPr>
         <w:pStyle w:val="ListParagraph"/>
-        <w:ind w:left="360" w:hanging="360"/>
-        <w:tabs>
-          <w:tab w:val="left" w:pos="360"/>
-        </w:tabs>
+        <w:tabs>
+          <w:tab w:val="left" w:pos="360"/>
+        </w:tabs>
+        <w:ind w:left="360" w:hanging="360"/>
       </w:pPr>
       <w:r>
         <w:t xml:space="preserve">•	</w:t>
@@ -768,10 +768,10 @@
     <w:p>
       <w:pPr>
         <w:pStyle w:val="ListParagraph"/>
-        <w:ind w:left="360" w:hanging="360"/>
-        <w:tabs>
-          <w:tab w:val="left" w:pos="360"/>
-        </w:tabs>
+        <w:tabs>
+          <w:tab w:val="left" w:pos="360"/>
+        </w:tabs>
+        <w:ind w:left="360" w:hanging="360"/>
       </w:pPr>
       <w:r>
         <w:t xml:space="preserve">•	</w:t>
@@ -794,10 +794,10 @@
     <w:p>
       <w:pPr>
         <w:pStyle w:val="ListParagraph"/>
-        <w:ind w:left="360" w:hanging="360"/>
-        <w:tabs>
-          <w:tab w:val="left" w:pos="360"/>
-        </w:tabs>
+        <w:tabs>
+          <w:tab w:val="left" w:pos="360"/>
+        </w:tabs>
+        <w:ind w:left="360" w:hanging="360"/>
       </w:pPr>
       <w:r>
         <w:t xml:space="preserve">•	</w:t>
@@ -815,10 +815,10 @@
     <w:p>
       <w:pPr>
         <w:pStyle w:val="ListParagraph"/>
-        <w:ind w:left="360" w:hanging="360"/>
-        <w:tabs>
-          <w:tab w:val="left" w:pos="360"/>
-        </w:tabs>
+        <w:tabs>
+          <w:tab w:val="left" w:pos="360"/>
+        </w:tabs>
+        <w:ind w:left="360" w:hanging="360"/>
       </w:pPr>
       <w:r>
         <w:t xml:space="preserve">•	</w:t>
@@ -836,10 +836,10 @@
     <w:p>
       <w:pPr>
         <w:pStyle w:val="ListParagraph"/>
-        <w:ind w:left="360" w:hanging="360"/>
-        <w:tabs>
-          <w:tab w:val="left" w:pos="360"/>
-        </w:tabs>
+        <w:tabs>
+          <w:tab w:val="left" w:pos="360"/>
+        </w:tabs>
+        <w:ind w:left="360" w:hanging="360"/>
       </w:pPr>
       <w:r>
         <w:t xml:space="preserve">•	</w:t>
@@ -864,10 +864,10 @@
     <w:p>
       <w:pPr>
         <w:pStyle w:val="ListParagraph"/>
-        <w:ind w:left="360" w:hanging="360"/>
-        <w:tabs>
-          <w:tab w:val="left" w:pos="360"/>
-        </w:tabs>
+        <w:tabs>
+          <w:tab w:val="left" w:pos="360"/>
+        </w:tabs>
+        <w:ind w:left="360" w:hanging="360"/>
       </w:pPr>
       <w:r>
         <w:t xml:space="preserve">•	</w:t>
@@ -900,10 +900,10 @@
     <w:p>
       <w:pPr>
         <w:pStyle w:val="ListParagraph"/>
-        <w:ind w:left="360" w:hanging="360"/>
-        <w:tabs>
-          <w:tab w:val="left" w:pos="360"/>
-        </w:tabs>
+        <w:tabs>
+          <w:tab w:val="left" w:pos="360"/>
+        </w:tabs>
+        <w:ind w:left="360" w:hanging="360"/>
       </w:pPr>
       <w:r>
         <w:t xml:space="preserve">•	</w:t>
@@ -931,10 +931,10 @@
     <w:p>
       <w:pPr>
         <w:pStyle w:val="ListParagraph"/>
-        <w:ind w:left="360" w:hanging="360"/>
-        <w:tabs>
-          <w:tab w:val="left" w:pos="360"/>
-        </w:tabs>
+        <w:tabs>
+          <w:tab w:val="left" w:pos="360"/>
+        </w:tabs>
+        <w:ind w:left="360" w:hanging="360"/>
       </w:pPr>
       <w:r>
         <w:t xml:space="preserve">•	</w:t>
@@ -962,10 +962,10 @@
     <w:p>
       <w:pPr>
         <w:pStyle w:val="ListParagraph"/>
-        <w:ind w:left="360" w:hanging="360"/>
-        <w:tabs>
-          <w:tab w:val="left" w:pos="360"/>
-        </w:tabs>
+        <w:tabs>
+          <w:tab w:val="left" w:pos="360"/>
+        </w:tabs>
+        <w:ind w:left="360" w:hanging="360"/>
       </w:pPr>
       <w:r>
         <w:t xml:space="preserve">•	</w:t>
@@ -1178,10 +1178,10 @@
     <w:p>
       <w:pPr>
         <w:pStyle w:val="ListParagraph"/>
-        <w:ind w:left="360" w:hanging="360"/>
-        <w:tabs>
-          <w:tab w:val="left" w:pos="360"/>
-        </w:tabs>
+        <w:tabs>
+          <w:tab w:val="left" w:pos="360"/>
+        </w:tabs>
+        <w:ind w:left="360" w:hanging="360"/>
       </w:pPr>
       <w:r>
         <w:t xml:space="preserve">•	</w:t>
@@ -1204,10 +1204,10 @@
     <w:p>
       <w:pPr>
         <w:pStyle w:val="ListParagraph"/>
-        <w:ind w:left="360" w:hanging="360"/>
-        <w:tabs>
-          <w:tab w:val="left" w:pos="360"/>
-        </w:tabs>
+        <w:tabs>
+          <w:tab w:val="left" w:pos="360"/>
+        </w:tabs>
+        <w:ind w:left="360" w:hanging="360"/>
       </w:pPr>
       <w:r>
         <w:t xml:space="preserve">•	</w:t>
@@ -1245,10 +1245,10 @@
     <w:p>
       <w:pPr>
         <w:pStyle w:val="ListParagraph"/>
-        <w:ind w:left="360" w:hanging="360"/>
-        <w:tabs>
-          <w:tab w:val="left" w:pos="360"/>
-        </w:tabs>
+        <w:tabs>
+          <w:tab w:val="left" w:pos="360"/>
+        </w:tabs>
+        <w:ind w:left="360" w:hanging="360"/>
       </w:pPr>
       <w:r>
         <w:t xml:space="preserve">•	</w:t>
@@ -1271,57 +1271,57 @@
     <w:p>
       <w:pPr>
         <w:pStyle w:val="ListParagraph"/>
+        <w:tabs>
+          <w:tab w:val="left" w:pos="720"/>
+        </w:tabs>
         <w:ind w:left="720" w:hanging="360"/>
+      </w:pPr>
+      <w:r>
+        <w:t xml:space="preserve">•	</w:t>
+      </w:r>
+      <w:r>
+        <w:rPr>
+          <w:b/>
+        </w:rPr>
+        <w:t xml:space="preserve">Internal testing tracks</w:t>
+      </w:r>
+      <w:r>
+        <w:t xml:space="preserve"> (Play Internal Testing / Apple TestFlight), or</w:t>
+      </w:r>
+    </w:p>
+    <w:p>
+      <w:pPr>
+        <w:pStyle w:val="ListParagraph"/>
         <w:tabs>
           <w:tab w:val="left" w:pos="720"/>
         </w:tabs>
-      </w:pPr>
-      <w:r>
-        <w:t xml:space="preserve">•	</w:t>
-      </w:r>
-      <w:r>
-        <w:rPr>
-          <w:b/>
-        </w:rPr>
-        <w:t xml:space="preserve">Internal testing tracks</w:t>
-      </w:r>
-      <w:r>
-        <w:t xml:space="preserve"> (Play Internal Testing / Apple TestFlight), or</w:t>
-      </w:r>
-    </w:p>
-    <w:p>
-      <w:pPr>
-        <w:pStyle w:val="ListParagraph"/>
         <w:ind w:left="720" w:hanging="360"/>
+      </w:pPr>
+      <w:r>
+        <w:t xml:space="preserve">•	</w:t>
+      </w:r>
+      <w:r>
+        <w:rPr>
+          <w:b/>
+        </w:rPr>
+        <w:t xml:space="preserve">MDM / managed devices</w:t>
+      </w:r>
+      <w:r>
+        <w:t xml:space="preserve"> if the trucks use company phones (push the app</w:t>
+      </w:r>
+    </w:p>
+    <w:p>
+      <w:r>
+        <w:t xml:space="preserve">silently, lock it down), or</w:t>
+      </w:r>
+    </w:p>
+    <w:p>
+      <w:pPr>
+        <w:pStyle w:val="ListParagraph"/>
         <w:tabs>
           <w:tab w:val="left" w:pos="720"/>
         </w:tabs>
-      </w:pPr>
-      <w:r>
-        <w:t xml:space="preserve">•	</w:t>
-      </w:r>
-      <w:r>
-        <w:rPr>
-          <w:b/>
-        </w:rPr>
-        <w:t xml:space="preserve">MDM / managed devices</w:t>
-      </w:r>
-      <w:r>
-        <w:t xml:space="preserve"> if the trucks use company phones (push the app</w:t>
-      </w:r>
-    </w:p>
-    <w:p>
-      <w:r>
-        <w:t xml:space="preserve">silently, lock it down), or</w:t>
-      </w:r>
-    </w:p>
-    <w:p>
-      <w:pPr>
-        <w:pStyle w:val="ListParagraph"/>
         <w:ind w:left="720" w:hanging="360"/>
-        <w:tabs>
-          <w:tab w:val="left" w:pos="720"/>
-        </w:tabs>
       </w:pPr>
       <w:r>
         <w:t xml:space="preserve">•	</w:t>
@@ -1339,10 +1339,10 @@
     <w:p>
       <w:pPr>
         <w:pStyle w:val="ListParagraph"/>
-        <w:ind w:left="360" w:hanging="360"/>
-        <w:tabs>
-          <w:tab w:val="left" w:pos="360"/>
-        </w:tabs>
+        <w:tabs>
+          <w:tab w:val="left" w:pos="360"/>
+        </w:tabs>
+        <w:ind w:left="360" w:hanging="360"/>
       </w:pPr>
       <w:r>
         <w:t xml:space="preserve">•	</w:t>
@@ -1365,10 +1365,10 @@
     <w:p>
       <w:pPr>
         <w:pStyle w:val="ListParagraph"/>
-        <w:ind w:left="360" w:hanging="360"/>
-        <w:tabs>
-          <w:tab w:val="left" w:pos="360"/>
-        </w:tabs>
+        <w:tabs>
+          <w:tab w:val="left" w:pos="360"/>
+        </w:tabs>
+        <w:ind w:left="360" w:hanging="360"/>
       </w:pPr>
       <w:r>
         <w:t xml:space="preserve">•	</w:t>
@@ -1401,10 +1401,10 @@
     <w:p>
       <w:pPr>
         <w:pStyle w:val="ListParagraph"/>
-        <w:ind w:left="360" w:hanging="360"/>
-        <w:tabs>
-          <w:tab w:val="left" w:pos="360"/>
-        </w:tabs>
+        <w:tabs>
+          <w:tab w:val="left" w:pos="360"/>
+        </w:tabs>
+        <w:ind w:left="360" w:hanging="360"/>
       </w:pPr>
       <w:r>
         <w:t xml:space="preserve">•	</w:t>
@@ -1421,10 +1421,10 @@
     <w:p>
       <w:pPr>
         <w:pStyle w:val="ListParagraph"/>
-        <w:ind w:left="360" w:hanging="360"/>
-        <w:tabs>
-          <w:tab w:val="left" w:pos="360"/>
-        </w:tabs>
+        <w:tabs>
+          <w:tab w:val="left" w:pos="360"/>
+        </w:tabs>
+        <w:ind w:left="360" w:hanging="360"/>
       </w:pPr>
       <w:r>
         <w:t xml:space="preserve">•	</w:t>
@@ -1442,10 +1442,10 @@
     <w:p>
       <w:pPr>
         <w:pStyle w:val="ListParagraph"/>
-        <w:ind w:left="360" w:hanging="360"/>
-        <w:tabs>
-          <w:tab w:val="left" w:pos="360"/>
-        </w:tabs>
+        <w:tabs>
+          <w:tab w:val="left" w:pos="360"/>
+        </w:tabs>
+        <w:ind w:left="360" w:hanging="360"/>
       </w:pPr>
       <w:r>
         <w:t xml:space="preserve">•	</w:t>
@@ -1462,10 +1462,10 @@
     <w:p>
       <w:pPr>
         <w:pStyle w:val="ListParagraph"/>
-        <w:ind w:left="360" w:hanging="360"/>
-        <w:tabs>
-          <w:tab w:val="left" w:pos="360"/>
-        </w:tabs>
+        <w:tabs>
+          <w:tab w:val="left" w:pos="360"/>
+        </w:tabs>
+        <w:ind w:left="360" w:hanging="360"/>
       </w:pPr>
       <w:r>
         <w:t xml:space="preserve">•	</w:t>
@@ -1477,10 +1477,10 @@
     <w:p>
       <w:pPr>
         <w:pStyle w:val="ListParagraph"/>
-        <w:ind w:left="360" w:hanging="360"/>
-        <w:tabs>
-          <w:tab w:val="left" w:pos="360"/>
-        </w:tabs>
+        <w:tabs>
+          <w:tab w:val="left" w:pos="360"/>
+        </w:tabs>
+        <w:ind w:left="360" w:hanging="360"/>
       </w:pPr>
       <w:r>
         <w:t xml:space="preserve">•	</w:t>
@@ -1507,10 +1507,10 @@
     <w:p>
       <w:pPr>
         <w:pStyle w:val="ListParagraph"/>
-        <w:ind w:left="360" w:hanging="360"/>
-        <w:tabs>
-          <w:tab w:val="left" w:pos="360"/>
-        </w:tabs>
+        <w:tabs>
+          <w:tab w:val="left" w:pos="360"/>
+        </w:tabs>
+        <w:ind w:left="360" w:hanging="360"/>
       </w:pPr>
       <w:r>
         <w:t xml:space="preserve">•	</w:t>
@@ -1528,10 +1528,10 @@
     <w:p>
       <w:pPr>
         <w:pStyle w:val="ListParagraph"/>
-        <w:ind w:left="360" w:hanging="360"/>
-        <w:tabs>
-          <w:tab w:val="left" w:pos="360"/>
-        </w:tabs>
+        <w:tabs>
+          <w:tab w:val="left" w:pos="360"/>
+        </w:tabs>
+        <w:ind w:left="360" w:hanging="360"/>
       </w:pPr>
       <w:r>
         <w:t xml:space="preserve">•	</w:t>
@@ -1554,10 +1554,10 @@
     <w:p>
       <w:pPr>
         <w:pStyle w:val="ListParagraph"/>
-        <w:ind w:left="360" w:hanging="360"/>
-        <w:tabs>
-          <w:tab w:val="left" w:pos="360"/>
-        </w:tabs>
+        <w:tabs>
+          <w:tab w:val="left" w:pos="360"/>
+        </w:tabs>
+        <w:ind w:left="360" w:hanging="360"/>
       </w:pPr>
       <w:r>
         <w:t xml:space="preserve">•	</w:t>
@@ -1575,10 +1575,10 @@
     <w:p>
       <w:pPr>
         <w:pStyle w:val="ListParagraph"/>
-        <w:ind w:left="360" w:hanging="360"/>
-        <w:tabs>
-          <w:tab w:val="left" w:pos="360"/>
-        </w:tabs>
+        <w:tabs>
+          <w:tab w:val="left" w:pos="360"/>
+        </w:tabs>
+        <w:ind w:left="360" w:hanging="360"/>
       </w:pPr>
       <w:r>
         <w:t xml:space="preserve">•	</w:t>
@@ -1624,10 +1624,10 @@
     <w:p>
       <w:pPr>
         <w:pStyle w:val="ListParagraph"/>
-        <w:ind w:left="360" w:hanging="360"/>
-        <w:tabs>
-          <w:tab w:val="left" w:pos="360"/>
-        </w:tabs>
+        <w:tabs>
+          <w:tab w:val="left" w:pos="360"/>
+        </w:tabs>
+        <w:ind w:left="360" w:hanging="360"/>
       </w:pPr>
       <w:r>
         <w:t xml:space="preserve">•	</w:t>
@@ -1639,10 +1639,10 @@
     <w:p>
       <w:pPr>
         <w:pStyle w:val="ListParagraph"/>
-        <w:ind w:left="360" w:hanging="360"/>
-        <w:tabs>
-          <w:tab w:val="left" w:pos="360"/>
-        </w:tabs>
+        <w:tabs>
+          <w:tab w:val="left" w:pos="360"/>
+        </w:tabs>
+        <w:ind w:left="360" w:hanging="360"/>
       </w:pPr>
       <w:r>
         <w:t xml:space="preserve">•	</w:t>
@@ -1654,10 +1654,10 @@
     <w:p>
       <w:pPr>
         <w:pStyle w:val="ListParagraph"/>
-        <w:ind w:left="360" w:hanging="360"/>
-        <w:tabs>
-          <w:tab w:val="left" w:pos="360"/>
-        </w:tabs>
+        <w:tabs>
+          <w:tab w:val="left" w:pos="360"/>
+        </w:tabs>
+        <w:ind w:left="360" w:hanging="360"/>
       </w:pPr>
       <w:r>
         <w:t xml:space="preserve">•	</w:t>
@@ -1679,10 +1679,10 @@
     <w:p>
       <w:pPr>
         <w:pStyle w:val="ListParagraph"/>
-        <w:ind w:left="360" w:hanging="360"/>
-        <w:tabs>
-          <w:tab w:val="left" w:pos="360"/>
-        </w:tabs>
+        <w:tabs>
+          <w:tab w:val="left" w:pos="360"/>
+        </w:tabs>
+        <w:ind w:left="360" w:hanging="360"/>
       </w:pPr>
       <w:r>
         <w:t xml:space="preserve">•	</w:t>
@@ -1711,10 +1711,10 @@
     <w:p>
       <w:pPr>
         <w:pStyle w:val="ListParagraph"/>
-        <w:ind w:left="360" w:hanging="360"/>
-        <w:tabs>
-          <w:tab w:val="left" w:pos="360"/>
-        </w:tabs>
+        <w:tabs>
+          <w:tab w:val="left" w:pos="360"/>
+        </w:tabs>
+        <w:ind w:left="360" w:hanging="360"/>
       </w:pPr>
       <w:r>
         <w:t xml:space="preserve">•	</w:t>
@@ -1736,10 +1736,10 @@
     <w:p>
       <w:pPr>
         <w:pStyle w:val="ListParagraph"/>
-        <w:ind w:left="360" w:hanging="360"/>
-        <w:tabs>
-          <w:tab w:val="left" w:pos="360"/>
-        </w:tabs>
+        <w:tabs>
+          <w:tab w:val="left" w:pos="360"/>
+        </w:tabs>
+        <w:ind w:left="360" w:hanging="360"/>
       </w:pPr>
       <w:r>
         <w:t xml:space="preserve">•	</w:t>
@@ -1751,10 +1751,10 @@
     <w:p>
       <w:pPr>
         <w:pStyle w:val="ListParagraph"/>
-        <w:ind w:left="360" w:hanging="360"/>
-        <w:tabs>
-          <w:tab w:val="left" w:pos="360"/>
-        </w:tabs>
+        <w:tabs>
+          <w:tab w:val="left" w:pos="360"/>
+        </w:tabs>
+        <w:ind w:left="360" w:hanging="360"/>
       </w:pPr>
       <w:r>
         <w:t xml:space="preserve">•	</w:t>
@@ -1766,10 +1766,10 @@
     <w:p>
       <w:pPr>
         <w:pStyle w:val="ListParagraph"/>
-        <w:ind w:left="360" w:hanging="360"/>
-        <w:tabs>
-          <w:tab w:val="left" w:pos="360"/>
-        </w:tabs>
+        <w:tabs>
+          <w:tab w:val="left" w:pos="360"/>
+        </w:tabs>
+        <w:ind w:left="360" w:hanging="360"/>
       </w:pPr>
       <w:r>
         <w:t xml:space="preserve">•	</w:t>
@@ -1781,10 +1781,10 @@
     <w:p>
       <w:pPr>
         <w:pStyle w:val="ListParagraph"/>
-        <w:ind w:left="360" w:hanging="360"/>
-        <w:tabs>
-          <w:tab w:val="left" w:pos="360"/>
-        </w:tabs>
+        <w:tabs>
+          <w:tab w:val="left" w:pos="360"/>
+        </w:tabs>
+        <w:ind w:left="360" w:hanging="360"/>
       </w:pPr>
       <w:r>
         <w:t xml:space="preserve">•	</w:t>
@@ -1804,10 +1804,10 @@
     <w:p>
       <w:pPr>
         <w:pStyle w:val="ListParagraph"/>
-        <w:ind w:left="360" w:hanging="360"/>
-        <w:tabs>
-          <w:tab w:val="left" w:pos="360"/>
-        </w:tabs>
+        <w:tabs>
+          <w:tab w:val="left" w:pos="360"/>
+        </w:tabs>
+        <w:ind w:left="360" w:hanging="360"/>
       </w:pPr>
       <w:r>
         <w:t xml:space="preserve">•	</w:t>
@@ -1819,10 +1819,10 @@
     <w:p>
       <w:pPr>
         <w:pStyle w:val="ListParagraph"/>
-        <w:ind w:left="360" w:hanging="360"/>
-        <w:tabs>
-          <w:tab w:val="left" w:pos="360"/>
-        </w:tabs>
+        <w:tabs>
+          <w:tab w:val="left" w:pos="360"/>
+        </w:tabs>
+        <w:ind w:left="360" w:hanging="360"/>
       </w:pPr>
       <w:r>
         <w:t xml:space="preserve">•	</w:t>
@@ -1834,10 +1834,10 @@
     <w:p>
       <w:pPr>
         <w:pStyle w:val="ListParagraph"/>
-        <w:ind w:left="360" w:hanging="360"/>
-        <w:tabs>
-          <w:tab w:val="left" w:pos="360"/>
-        </w:tabs>
+        <w:tabs>
+          <w:tab w:val="left" w:pos="360"/>
+        </w:tabs>
+        <w:ind w:left="360" w:hanging="360"/>
       </w:pPr>
       <w:r>
         <w:t xml:space="preserve">•	</w:t>
@@ -2171,10 +2171,10 @@
   <w:style w:type="paragraph" w:styleId="Title">
     <w:name w:val="Title"/>
     <w:pPr>
-      <w:spacing w:before="0" w:after="240"/>
       <w:pBdr>
         <w:bottom w:val="single" w:sz="12" w:space="4" w:color="2E5A3E"/>
       </w:pBdr>
+      <w:spacing w:before="0" w:after="240"/>
     </w:pPr>
     <w:rPr>
       <w:rFonts w:ascii="Calibri Light" w:hAnsi="Calibri Light"/>
@@ -2239,11 +2239,11 @@
     <w:name w:val="Quote"/>
     <w:basedOn w:val="Normal"/>
     <w:pPr>
-      <w:ind w:left="360"/>
       <w:pBdr>
         <w:left w:val="single" w:sz="18" w:space="8" w:color="C9B27A"/>
       </w:pBdr>
       <w:spacing w:before="80" w:after="80"/>
+      <w:ind w:left="360"/>
     </w:pPr>
     <w:rPr>
       <w:i/>
@@ -2254,8 +2254,8 @@
     <w:name w:val="Code Block"/>
     <w:basedOn w:val="Normal"/>
     <w:pPr>
+      <w:shd w:val="clear" w:color="auto" w:fill="F4F4F2"/>
       <w:spacing w:after="0" w:line="240" w:lineRule="auto"/>
-      <w:shd w:val="clear" w:color="auto" w:fill="F4F4F2"/>
       <w:ind w:left="120"/>
     </w:pPr>
     <w:rPr>
